--- a/public/resume/ats/Naman_Manocha_GenAI_Engineer_Resume_ats_classic.docx
+++ b/public/resume/ats/Naman_Manocha_GenAI_Engineer_Resume_ats_classic.docx
@@ -488,7 +488,7 @@
           <w:sz w:val="21"/>
           <w:u w:val="none"/>
         </w:rPr>
-        <w:t xml:space="preserve">Python, FastAPI, Next.js, Supabase/pgvector, LangGraph, Groq, OpenAI  |  ~144K source LOC, 856 files, 442 commits, 178 test files — OpenAI Build Week  |  Live: </w:t>
+        <w:t xml:space="preserve">Python, FastAPI, Next.js, Supabase/pgvector, LangGraph, Groq, OpenAI  |  ~144K source LOC, 858 files, 443 commits, 179 test files — OpenAI Build Week  |  Live: </w:t>
       </w:r>
       <w:hyperlink r:id="rId9">
         <w:r>

--- a/public/resume/ats/Naman_Manocha_GenAI_Engineer_Resume_ats_classic.docx
+++ b/public/resume/ats/Naman_Manocha_GenAI_Engineer_Resume_ats_classic.docx
@@ -47,7 +47,7 @@
           <w:sz w:val="21"/>
           <w:u w:val="none"/>
         </w:rPr>
-        <w:t>Kolkata, India  |  8530356515  |  namanmanocha42248@gmail.com  |  LinkedIn  |  GitHub</w:t>
+        <w:t>Mumbai, India  |  8530356515  |  namanmanocha42248@gmail.com  |  LinkedIn  |  GitHub</w:t>
       </w:r>
     </w:p>
     <w:p>

--- a/public/resume/ats/Naman_Manocha_GenAI_Engineer_Resume_ats_classic.docx
+++ b/public/resume/ats/Naman_Manocha_GenAI_Engineer_Resume_ats_classic.docx
@@ -246,13 +246,12 @@
           <w:sz w:val="21"/>
           <w:u w:val="none"/>
         </w:rPr>
-        <w:t>Remote  |  Three client-style ML project briefs</w:t>
+        <w:t>Vantara Retail (client PRD): built leakage-safe churn and 90-day customer-value pipeline on 1M+ retail transactions (monthly point-in-time snapshots, calibrated risk, test ROC-AUC 0.76); SHAP/LIME drivers translated into plain-English retention narratives and a rule-based recommendation engine, served via FastAPI, PostgreSQL, Docker, and Streamlit.</w:t>
       </w:r>
     </w:p>
     <w:p>
       <w:pPr>
         <w:spacing w:before="0" w:after="60" w:line="240" w:lineRule="auto"/>
-        <w:ind w:left="259" w:hanging="259"/>
         <w:jc w:val="left"/>
       </w:pPr>
       <w:r>
@@ -263,33 +262,12 @@
           <w:sz w:val="21"/>
           <w:u w:val="none"/>
         </w:rPr>
-        <w:t xml:space="preserve">• </w:t>
-      </w:r>
-      <w:r>
-        <w:rPr>
-          <w:rFonts w:ascii="Calibri" w:hAnsi="Calibri"/>
-          <w:b/>
-          <w:i w:val="0"/>
-          <w:sz w:val="21"/>
-          <w:u w:val="none"/>
-        </w:rPr>
-        <w:t xml:space="preserve">Vantara: </w:t>
-      </w:r>
-      <w:r>
-        <w:rPr>
-          <w:rFonts w:ascii="Calibri" w:hAnsi="Calibri"/>
-          <w:b w:val="0"/>
-          <w:i w:val="0"/>
-          <w:sz w:val="21"/>
-          <w:u w:val="none"/>
-        </w:rPr>
-        <w:t>built churn and 90-day customer-value pipeline on 1M+ retail transactions with leakage-safe features; SHAP/LIME drivers translated into plain-English retention narratives, served via FastAPI, Streamlit, and Docker.</w:t>
+        <w:t>Northgate (quant research PRD): building return forecasts for 10 large-cap US stocks (4 ML and 4 deep-learning models vs. a random-walk baseline), testing whether session-aligned FinBERT news sentiment improves accuracy.</w:t>
       </w:r>
     </w:p>
     <w:p>
       <w:pPr>
         <w:spacing w:before="0" w:after="60" w:line="240" w:lineRule="auto"/>
-        <w:ind w:left="259" w:hanging="259"/>
         <w:jc w:val="left"/>
       </w:pPr>
       <w:r>
@@ -300,64 +278,7 @@
           <w:sz w:val="21"/>
           <w:u w:val="none"/>
         </w:rPr>
-        <w:t xml:space="preserve">• </w:t>
-      </w:r>
-      <w:r>
-        <w:rPr>
-          <w:rFonts w:ascii="Calibri" w:hAnsi="Calibri"/>
-          <w:b/>
-          <w:i w:val="0"/>
-          <w:sz w:val="21"/>
-          <w:u w:val="none"/>
-        </w:rPr>
-        <w:t xml:space="preserve">Northgate: </w:t>
-      </w:r>
-      <w:r>
-        <w:rPr>
-          <w:rFonts w:ascii="Calibri" w:hAnsi="Calibri"/>
-          <w:b w:val="0"/>
-          <w:i w:val="0"/>
-          <w:sz w:val="21"/>
-          <w:u w:val="none"/>
-        </w:rPr>
-        <w:t>building return forecasts for 10 large-cap US stocks (4 ML and 4 deep-learning models vs. a random-walk baseline) with FinBERT news-sentiment features, testing whether sentiment improves forecasts.</w:t>
-      </w:r>
-    </w:p>
-    <w:p>
-      <w:pPr>
-        <w:spacing w:before="0" w:after="60" w:line="240" w:lineRule="auto"/>
-        <w:ind w:left="259" w:hanging="259"/>
-        <w:jc w:val="left"/>
-      </w:pPr>
-      <w:r>
-        <w:rPr>
-          <w:rFonts w:ascii="Calibri" w:hAnsi="Calibri"/>
-          <w:b w:val="0"/>
-          <w:i w:val="0"/>
-          <w:sz w:val="21"/>
-          <w:u w:val="none"/>
-        </w:rPr>
-        <w:t xml:space="preserve">• </w:t>
-      </w:r>
-      <w:r>
-        <w:rPr>
-          <w:rFonts w:ascii="Calibri" w:hAnsi="Calibri"/>
-          <w:b/>
-          <w:i w:val="0"/>
-          <w:sz w:val="21"/>
-          <w:u w:val="none"/>
-        </w:rPr>
-        <w:t xml:space="preserve">FlowCast: </w:t>
-      </w:r>
-      <w:r>
-        <w:rPr>
-          <w:rFonts w:ascii="Calibri" w:hAnsi="Calibri"/>
-          <w:b w:val="0"/>
-          <w:i w:val="0"/>
-          <w:sz w:val="21"/>
-          <w:u w:val="none"/>
-        </w:rPr>
-        <w:t>building traffic, congestion, and accident-risk forecasts (30–120 min ahead) with classical ML and from-scratch LSTM/GRU models in PyTorch.</w:t>
+        <w:t>FlowCast (Meridian Mobility PRD): building traffic, congestion, and accident-risk forecasts for a 25-segment corridor (178K sensor rows) with classical ML and from-scratch LSTM/GRU models in PyTorch.</w:t>
       </w:r>
     </w:p>
     <w:p>
